--- a/vizsgaremek_dokumentacio_final.docx
+++ b/vizsgaremek_dokumentacio_final.docx
@@ -46,6 +46,69 @@
     </w:p>
     <w:p>
       <w:pPr>
+        <w:jc w:val="center"/>
+        <w:rPr>
+          <w:rFonts w:asciiTheme="majorHAnsi" w:eastAsiaTheme="majorEastAsia" w:hAnsiTheme="majorHAnsi" w:cstheme="majorBidi"/>
+          <w:b/>
+          <w:color w:val="17365D" w:themeColor="text2" w:themeShade="BF"/>
+          <w:spacing w:val="5"/>
+          <w:kern w:val="28"/>
+          <w:sz w:val="52"/>
+          <w:szCs w:val="52"/>
+          <w:lang w:val="hu-HU"/>
+        </w:rPr>
+      </w:pPr>
+      <w:r>
+        <w:rPr>
+          <w:rFonts w:asciiTheme="majorHAnsi" w:eastAsiaTheme="majorEastAsia" w:hAnsiTheme="majorHAnsi" w:cstheme="majorBidi"/>
+          <w:b/>
+          <w:noProof/>
+          <w:color w:val="17365D" w:themeColor="text2" w:themeShade="BF"/>
+          <w:spacing w:val="5"/>
+          <w:kern w:val="28"/>
+          <w:sz w:val="52"/>
+          <w:szCs w:val="52"/>
+          <w:lang w:val="hu-HU"/>
+        </w:rPr>
+        <w:drawing>
+          <wp:inline distT="0" distB="0" distL="0" distR="0" wp14:anchorId="614F6B18" wp14:editId="051E3B87">
+            <wp:extent cx="1729467" cy="1638300"/>
+            <wp:effectExtent l="0" t="0" r="4445" b="0"/>
+            <wp:docPr id="1228665623" name="Kép 2"/>
+            <wp:cNvGraphicFramePr>
+              <a:graphicFrameLocks xmlns:a="http://schemas.openxmlformats.org/drawingml/2006/main" noChangeAspect="1"/>
+            </wp:cNvGraphicFramePr>
+            <a:graphic xmlns:a="http://schemas.openxmlformats.org/drawingml/2006/main">
+              <a:graphicData uri="http://schemas.openxmlformats.org/drawingml/2006/picture">
+                <pic:pic xmlns:pic="http://schemas.openxmlformats.org/drawingml/2006/picture">
+                  <pic:nvPicPr>
+                    <pic:cNvPr id="1228665623" name="Kép 1228665623"/>
+                    <pic:cNvPicPr/>
+                  </pic:nvPicPr>
+                  <pic:blipFill>
+                    <a:blip r:embed="rId8"/>
+                    <a:stretch>
+                      <a:fillRect/>
+                    </a:stretch>
+                  </pic:blipFill>
+                  <pic:spPr>
+                    <a:xfrm>
+                      <a:off x="0" y="0"/>
+                      <a:ext cx="1857553" cy="1759634"/>
+                    </a:xfrm>
+                    <a:prstGeom prst="rect">
+                      <a:avLst/>
+                    </a:prstGeom>
+                  </pic:spPr>
+                </pic:pic>
+              </a:graphicData>
+            </a:graphic>
+          </wp:inline>
+        </w:drawing>
+      </w:r>
+    </w:p>
+    <w:p>
+      <w:pPr>
         <w:pStyle w:val="Cmsor1"/>
         <w:jc w:val="center"/>
         <w:rPr>
@@ -89,6 +152,70 @@
     </w:p>
     <w:p>
       <w:pPr>
+        <w:jc w:val="center"/>
+        <w:rPr>
+          <w:lang w:val="hu-HU"/>
+        </w:rPr>
+      </w:pPr>
+    </w:p>
+    <w:p>
+      <w:pPr>
+        <w:jc w:val="center"/>
+        <w:rPr>
+          <w:lang w:val="hu-HU"/>
+        </w:rPr>
+      </w:pPr>
+    </w:p>
+    <w:p>
+      <w:pPr>
+        <w:jc w:val="center"/>
+        <w:rPr>
+          <w:lang w:val="hu-HU"/>
+        </w:rPr>
+      </w:pPr>
+    </w:p>
+    <w:p>
+      <w:pPr>
+        <w:jc w:val="center"/>
+        <w:rPr>
+          <w:lang w:val="hu-HU"/>
+        </w:rPr>
+      </w:pPr>
+    </w:p>
+    <w:p>
+      <w:pPr>
+        <w:jc w:val="center"/>
+        <w:rPr>
+          <w:lang w:val="hu-HU"/>
+        </w:rPr>
+      </w:pPr>
+    </w:p>
+    <w:p>
+      <w:pPr>
+        <w:jc w:val="center"/>
+        <w:rPr>
+          <w:lang w:val="hu-HU"/>
+        </w:rPr>
+      </w:pPr>
+    </w:p>
+    <w:p>
+      <w:pPr>
+        <w:jc w:val="center"/>
+        <w:rPr>
+          <w:lang w:val="hu-HU"/>
+        </w:rPr>
+      </w:pPr>
+    </w:p>
+    <w:p>
+      <w:pPr>
+        <w:jc w:val="center"/>
+        <w:rPr>
+          <w:lang w:val="hu-HU"/>
+        </w:rPr>
+      </w:pPr>
+    </w:p>
+    <w:p>
+      <w:pPr>
         <w:jc w:val="right"/>
         <w:rPr>
           <w:lang w:val="hu-HU"/>
@@ -157,6 +284,7 @@
           <w:noProof/>
           <w:lang w:val="hu-HU"/>
         </w:rPr>
+        <w:lastRenderedPageBreak/>
         <w:drawing>
           <wp:inline distT="0" distB="0" distL="0" distR="0" wp14:anchorId="2C51D0D6" wp14:editId="2FE13D7B">
             <wp:extent cx="5486400" cy="3086100"/>
@@ -173,7 +301,7 @@
                     <pic:cNvPicPr/>
                   </pic:nvPicPr>
                   <pic:blipFill>
-                    <a:blip r:embed="rId8"/>
+                    <a:blip r:embed="rId9"/>
                     <a:stretch>
                       <a:fillRect/>
                     </a:stretch>
@@ -221,7 +349,6 @@
         </w:numPr>
       </w:pPr>
       <w:r>
-        <w:lastRenderedPageBreak/>
         <w:t xml:space="preserve">Tartalomjegyzék -&gt; </w:t>
       </w:r>
     </w:p>
@@ -577,102 +704,6 @@
     </w:p>
     <w:p>
       <w:pPr>
-        <w:rPr>
-          <w:sz w:val="24"/>
-          <w:szCs w:val="24"/>
-        </w:rPr>
-      </w:pPr>
-    </w:p>
-    <w:p>
-      <w:pPr>
-        <w:rPr>
-          <w:sz w:val="24"/>
-          <w:szCs w:val="24"/>
-        </w:rPr>
-      </w:pPr>
-    </w:p>
-    <w:p>
-      <w:pPr>
-        <w:rPr>
-          <w:sz w:val="24"/>
-          <w:szCs w:val="24"/>
-        </w:rPr>
-      </w:pPr>
-    </w:p>
-    <w:p>
-      <w:pPr>
-        <w:rPr>
-          <w:sz w:val="24"/>
-          <w:szCs w:val="24"/>
-        </w:rPr>
-      </w:pPr>
-    </w:p>
-    <w:p>
-      <w:pPr>
-        <w:rPr>
-          <w:sz w:val="24"/>
-          <w:szCs w:val="24"/>
-        </w:rPr>
-      </w:pPr>
-    </w:p>
-    <w:p>
-      <w:pPr>
-        <w:rPr>
-          <w:sz w:val="24"/>
-          <w:szCs w:val="24"/>
-        </w:rPr>
-      </w:pPr>
-    </w:p>
-    <w:p>
-      <w:pPr>
-        <w:rPr>
-          <w:sz w:val="24"/>
-          <w:szCs w:val="24"/>
-        </w:rPr>
-      </w:pPr>
-    </w:p>
-    <w:p>
-      <w:pPr>
-        <w:rPr>
-          <w:sz w:val="24"/>
-          <w:szCs w:val="24"/>
-        </w:rPr>
-      </w:pPr>
-    </w:p>
-    <w:p>
-      <w:pPr>
-        <w:rPr>
-          <w:sz w:val="24"/>
-          <w:szCs w:val="24"/>
-        </w:rPr>
-      </w:pPr>
-    </w:p>
-    <w:p>
-      <w:pPr>
-        <w:rPr>
-          <w:sz w:val="24"/>
-          <w:szCs w:val="24"/>
-        </w:rPr>
-      </w:pPr>
-    </w:p>
-    <w:p>
-      <w:pPr>
-        <w:rPr>
-          <w:sz w:val="24"/>
-          <w:szCs w:val="24"/>
-        </w:rPr>
-      </w:pPr>
-    </w:p>
-    <w:p>
-      <w:pPr>
-        <w:rPr>
-          <w:sz w:val="24"/>
-          <w:szCs w:val="24"/>
-        </w:rPr>
-      </w:pPr>
-    </w:p>
-    <w:p>
-      <w:pPr>
         <w:pStyle w:val="Cmsor1"/>
       </w:pPr>
       <w:r>
@@ -739,25 +770,11 @@
           <w:lang w:val="hu-HU"/>
         </w:rPr>
       </w:pPr>
-    </w:p>
-    <w:p>
-      <w:pPr>
-        <w:rPr>
-          <w:lang w:val="hu-HU"/>
-        </w:rPr>
-      </w:pPr>
-      <w:r>
-        <w:rPr>
-          <w:lang w:val="hu-HU"/>
-        </w:rPr>
-        <w:t>A vizsgaremek célja, hogy demonstrálja a fejlesztő kompetenciáit a teljes stack</w:t>
-      </w:r>
-      <w:r>
-        <w:rPr>
-          <w:lang w:val="hu-HU"/>
-        </w:rPr>
-        <w:noBreakHyphen/>
-        <w:t>fejlesztés területén, különös tekintettel az alábbiakra:</w:t>
+      <w:r>
+        <w:rPr>
+          <w:lang w:val="hu-HU"/>
+        </w:rPr>
+        <w:t>A tervezet:</w:t>
       </w:r>
     </w:p>
     <w:p>
@@ -903,7 +920,31 @@
         <w:rPr>
           <w:lang w:val="hu-HU"/>
         </w:rPr>
-        <w:t xml:space="preserve">A vizsgaremek bemutatása során a dokumentáció részletesen ismerteti a rendszer felépítését, működését, technológiai hátterét, valamint a fejlesztés során felmerült problémákat és azok megoldásait. A projekt </w:t>
+        <w:t>A vizsgaremek bemutatása során a dokumentáció rész</w:t>
+      </w:r>
+      <w:r>
+        <w:rPr>
+          <w:lang w:val="hu-HU"/>
+        </w:rPr>
+        <w:t>ben</w:t>
+      </w:r>
+      <w:r>
+        <w:rPr>
+          <w:lang w:val="hu-HU"/>
+        </w:rPr>
+        <w:t xml:space="preserve"> ismerteti a rendszer felépítését, működését, technológiai hátterét, valamint </w:t>
+      </w:r>
+      <w:r>
+        <w:rPr>
+          <w:lang w:val="hu-HU"/>
+        </w:rPr>
+        <w:t>valamennyi, a</w:t>
+      </w:r>
+      <w:r>
+        <w:rPr>
+          <w:lang w:val="hu-HU"/>
+        </w:rPr>
+        <w:t xml:space="preserve"> fejlesztés során felmerült problémákat és azok megoldásait. A projekt </w:t>
       </w:r>
       <w:r>
         <w:rPr>
@@ -986,10 +1027,13 @@
         <w:t>.</w:t>
       </w:r>
       <w:r>
-        <w:t xml:space="preserve"> A rendszer kizárólag statikus dekorációs adatok kezelésére szolgál, és nem biztosít közösségi funkciókat, többfelhasználós együttműködést vagy valós idejű frissítéseket.</w:t>
-      </w:r>
-      <w:r>
-        <w:t xml:space="preserve"> (Egyenlőre.)</w:t>
+        <w:t xml:space="preserve"> A rendszer kizárólag statikus dekorációs adatok kezelésére szolgál, és nem biztosít közösségi funkciókat, többfelhasználós</w:t>
+      </w:r>
+      <w:r>
+        <w:t xml:space="preserve">. </w:t>
+      </w:r>
+      <w:r>
+        <w:t>(Egyenlőre.)</w:t>
       </w:r>
       <w:r>
         <w:br/>
@@ -1011,7 +1055,13 @@
     </w:p>
     <w:p>
       <w:r>
-        <w:t xml:space="preserve">A webalkalmazás kifejezetten azoknak készült, akik számára a WoWHead, vagy a többi wikidot jellegű oldal túl átláthatatlan. Az alkalmazás készitésekor kifejezetten </w:t>
+        <w:t>A webalkalmazás kifejezetten azoknak készült, akik számára a WoWHead, vagy a többi wikidot jellegű oldal túl átláthatatlan</w:t>
+      </w:r>
+      <w:r>
+        <w:t xml:space="preserve"> és cask egy egyszerű szerkezetű, látványos oldalt szeretnének magukévá.</w:t>
+      </w:r>
+      <w:r>
+        <w:t xml:space="preserve"> Az alkalmazás készitésekor kifejezetten </w:t>
       </w:r>
       <w:r>
         <w:t>az egyszerűségre és a látványos UI részlegre törekedtünk, hogy a felhasználónak minél “kényelmesebb” élményben legyen része.</w:t>
@@ -1127,7 +1177,7 @@
     </w:p>
     <w:p>
       <w:r>
-        <w:t>A rendszer célja egy olyan webalkalmazás biztosítása, amely a World of Warcraft dekorációs elemeit áttekinthetően, kereshetően és részletesen megjeleníti. A felhasználók böngészhetik a dekorokat, megtekinthetik azok adatait, és saját kedvenceket hozhatnak létre. A rendszer demonstrálja a backend–frontend integrációt, a REST API</w:t>
+        <w:t>A felhasználók böngészhetik a dekorokat, megtekinthetik azok adatait, és saját kedvenceket hozhatnak létre. A rendszer demonstrálja a backend–frontend integrációt, a REST API</w:t>
       </w:r>
       <w:r>
         <w:noBreakHyphen/>
@@ -1325,11 +1375,31 @@
         <w:rPr>
           <w:lang w:val="hu-HU"/>
         </w:rPr>
-        <w:t>Adminisztrátori szerepkör a vizsgaremekben nem része a felhasználói felületnek, csak a Django adminon keresztül érhető el.</w:t>
+        <w:t>Adminisztrátori szerepkör a vizsgaremekben nem része a felhasználói felületnek, csak a Django adminon keresztül érhető el</w:t>
+      </w:r>
+      <w:r>
+        <w:rPr>
+          <w:lang w:val="hu-HU"/>
+        </w:rPr>
+        <w:t>, ott viszont teljes értékűen működik az adatbázis kezeléséhez.</w:t>
       </w:r>
       <w:r>
         <w:br/>
       </w:r>
+    </w:p>
+    <w:p>
+      <w:pPr>
+        <w:rPr>
+          <w:lang w:val="hu-HU"/>
+        </w:rPr>
+      </w:pPr>
+    </w:p>
+    <w:p>
+      <w:pPr>
+        <w:rPr>
+          <w:lang w:val="hu-HU"/>
+        </w:rPr>
+      </w:pPr>
     </w:p>
     <w:p>
       <w:pPr>
@@ -1932,7 +2002,13 @@
         <w:t>2</w:t>
       </w:r>
       <w:r>
-        <w:t xml:space="preserve"> Jogi és licencelési követelmények</w:t>
+        <w:t xml:space="preserve"> Jogi és licen</w:t>
+      </w:r>
+      <w:r>
+        <w:t>sz</w:t>
+      </w:r>
+      <w:r>
+        <w:t>elési követelmények</w:t>
       </w:r>
     </w:p>
     <w:p>
@@ -1958,6 +2034,12 @@
           <w:lang w:val="hu-HU"/>
         </w:rPr>
         <w:t>!</w:t>
+      </w:r>
+      <w:r>
+        <w:rPr>
+          <w:lang w:val="hu-HU"/>
+        </w:rPr>
+        <w:t xml:space="preserve"> </w:t>
       </w:r>
       <w:r>
         <w:rPr>
@@ -2034,7 +2116,19 @@
         <w:rPr>
           <w:lang w:val="hu-HU"/>
         </w:rPr>
-        <w:t xml:space="preserve"> A forráskód szabadon megtekinthető, de harmadik fél számára nem értékesíthető.</w:t>
+        <w:t xml:space="preserve"> A forráskód </w:t>
+      </w:r>
+      <w:r>
+        <w:rPr>
+          <w:lang w:val="hu-HU"/>
+        </w:rPr>
+        <w:t xml:space="preserve">a </w:t>
+      </w:r>
+      <w:r>
+        <w:rPr>
+          <w:lang w:val="hu-HU"/>
+        </w:rPr>
+        <w:t>harmadik fél számára nem értékesíthető.</w:t>
       </w:r>
     </w:p>
     <w:p>
@@ -3955,7 +4049,19 @@
         <w:rPr>
           <w:lang w:val="hu-HU"/>
         </w:rPr>
-        <w:t>A backend több szinten végez hibakezelést:</w:t>
+        <w:t>A backend több szinten végez hibakezelést</w:t>
+      </w:r>
+      <w:r>
+        <w:rPr>
+          <w:lang w:val="hu-HU"/>
+        </w:rPr>
+        <w:t xml:space="preserve"> (ez még fejlesztésre szorul 1-2 esetben)</w:t>
+      </w:r>
+      <w:r>
+        <w:rPr>
+          <w:lang w:val="hu-HU"/>
+        </w:rPr>
+        <w:t>:</w:t>
       </w:r>
     </w:p>
     <w:p>
@@ -7832,8 +7938,16 @@
       </w:r>
     </w:p>
     <w:p>
-      <w:r>
-        <w:br/>
+      <w:pPr>
+        <w:rPr>
+          <w:lang w:val="hu-HU"/>
+        </w:rPr>
+      </w:pPr>
+      <w:r>
+        <w:rPr>
+          <w:lang w:val="hu-HU"/>
+        </w:rPr>
+        <w:t>A projektben több olyan elem is van, ami BŐVEN fejlesztésre szorul még. A két legfőbb komponense a felhasználó kezelésének grafikus megjelenései, ez javítandó még!</w:t>
       </w:r>
     </w:p>
     <w:p>
@@ -8878,7 +8992,13 @@
         <w:rPr>
           <w:lang w:val="hu-HU"/>
         </w:rPr>
-        <w:t>A vizsgaremek célja egy működő prototípus bemutatása, nem pedig egy kereskedelmi minőségű alkalmazás létrehozása.</w:t>
+        <w:t>A vizsgaremek célja egy működő prototípus bemutatása, nem pedig egy kereskedelmi minőségű alkalmazás létrehozása</w:t>
+      </w:r>
+      <w:r>
+        <w:rPr>
+          <w:lang w:val="hu-HU"/>
+        </w:rPr>
+        <w:t xml:space="preserve"> (ezektől eltekintve ez egy jó alap lehet egy tényleges webfejlesztéshez).</w:t>
       </w:r>
       <w:r>
         <w:br/>
@@ -8900,7 +9020,7 @@
     </w:p>
     <w:p/>
     <w:sectPr>
-      <w:footerReference w:type="default" r:id="rId9"/>
+      <w:footerReference w:type="default" r:id="rId10"/>
       <w:pgSz w:w="12240" w:h="15840"/>
       <w:pgMar w:top="1440" w:right="1800" w:bottom="1440" w:left="1800" w:header="720" w:footer="720" w:gutter="0"/>
       <w:cols w:space="720"/>
